--- a/branded_docs/Visionblox_SEWPVI_PartnerProfile_v1.0_2026-08.docx
+++ b/branded_docs/Visionblox_SEWPVI_PartnerProfile_v1.0_2026-08.docx
@@ -1407,7 +1407,7 @@
                 <w:color w:val="2E2E2E"/>
                 <w:sz w:val="16"/>
               </w:rPr>
-              <w:t>State of Montana — Master AI Products &amp; Services Contract (SPB26-0608GW-VSNBLX); competitively awarded, both tracks (Aug 2026); term through 2028; cooperative purchasing available nationwide</w:t>
+              <w:t>State of Montana — Master AI Products &amp; Services Contract (SPB26-0608GW-VSNBLX); competitively awarded, both tracks (Aug 2026); term through 2028</w:t>
             </w:r>
           </w:p>
         </w:tc>
@@ -2167,7 +2167,7 @@
                 <w:color w:val="2E2E2E"/>
                 <w:sz w:val="16"/>
               </w:rPr>
-              <w:t>visionblox.org</w:t>
+              <w:t>visionblox.com</w:t>
             </w:r>
           </w:p>
         </w:tc>
@@ -2303,7 +2303,7 @@
                 <w:color w:val="F5F5F0"/>
                 <w:sz w:val="15"/>
               </w:rPr>
-              <w:t>(256) 988-1130   •   visionblox.org</w:t>
+              <w:t>(256) 988-1130   •   visionblox.com</w:t>
             </w:r>
           </w:p>
         </w:tc>
